--- a/documents/docx_templates/ibtikar/egtp_imt.docx
+++ b/documents/docx_templates/ibtikar/egtp_imt.docx
@@ -141,7 +141,7 @@
         <w:rPr>
           <w:rFonts w:ascii="Candara" w:eastAsia="Candara" w:hAnsi="Candara" w:cs="Candara"/>
         </w:rPr>
-        <w:t>) sont obligatoires.Renseignements_Inventeurs.docx</w:t>
+        <w:t>) sont obligatoires.</w:t>
       </w:r>
     </w:p>
     <w:p>
